--- a/week11/CMN224_Task3_Sienna Niggea.docx
+++ b/week11/CMN224_Task3_Sienna Niggea.docx
@@ -63,7 +63,7 @@
           <w:sz w:val="22"/>
           <w:szCs w:val="22"/>
         </w:rPr>
-        <w:t>Client brief — released Week 9 · due Week 10 (Moodle submission) · 10% of final grade</w:t>
+        <w:t>Client brief — released Week 9 · (Moodle submission) · 10% of final grade</w:t>
       </w:r>
     </w:p>
     <w:p>
